--- a/manuscript/word_submission/Cover_Letter_CTEP.docx
+++ b/manuscript/word_submission/Cover_Letter_CTEP.docx
@@ -99,7 +99,7 @@
         <w:pStyle w:val="BodyText"/>
       </w:pPr>
       <w:r>
-        <w:t xml:space="preserve">Three aspects of the manuscript’s evidentiary practice may be of particular interest. First, every quantitative claim traces to a released, DOI-archived research artifact (Zenodo, doi:10.5281/zenodo.22319864) that gives reviewers per-record access without any request step. Second, coding reliability is verified by two independent blind recodes of a 70-study sample — one by a co-author, one procedural — with per-axis agreement reported in full (Supplementary Table S9), and criterion-sensitive figures are stated as bounds rather than point claims. Third, we disclose proactively that our own quality controls caught what they were designed to catch: a post-freeze duplicate audit identified 52 duplicate reports inside the initially frozen corpus — the same failure mode our review criticizes in the field’s compiled databases — and all statistics were recomputed on the deduplicated corpus before submission, with the audit trail released. We believe a review that asks a field to verify its claims must hold itself to that standard visibly, and we have tried to do so.</w:t>
+        <w:t>Three aspects of the manuscript’s evidentiary practice may be of particular interest. First, every quantitative claim traces to a released, DOI-archived research artifact (Zenodo, doi:10.5281/zenodo.22325911) that gives reviewers per-record access without any request step. Second, coding reliability is verified by two independent blind recodes of a 70-study sample — one by a co-author, one procedural — with per-axis agreement reported in full (Supplementary Table S9), and criterion-sensitive figures are stated as bounds rather than point claims. Third, we disclose proactively that our own quality controls caught what they were designed to catch: a post-freeze duplicate audit identified 52 duplicate reports inside the initially frozen corpus — the same failure mode our review criticizes in the field’s compiled databases — and all statistics were recomputed on the deduplicated corpus before submission, with the audit trail released. We believe a review that asks a field to verify its claims must hold itself to that standard visibly, and we have tried to do so.</w:t>
       </w:r>
     </w:p>
     <w:p>
